--- a/bài 2.docx
+++ b/bài 2.docx
@@ -14,6 +14,8 @@
           <w:lang w:eastAsia="zh-CN"/>
         </w:rPr>
       </w:pPr>
+      <w:bookmarkStart w:id="0" w:name="_GoBack"/>
+      <w:bookmarkEnd w:id="0"/>
       <w:r>
         <w:rPr>
           <w:rFonts w:ascii="Times New Roman" w:eastAsia="DengXian" w:hAnsi="Times New Roman" w:cs="Times New Roman"/>
@@ -417,13 +419,7 @@
         <w:t>Vai trò của metformin trong điều trị đái tháo đường type 2: hiệu quả, an toàn và ý nghĩa trong thực hành dược lâm sàng</w:t>
       </w:r>
     </w:p>
-    <w:p>
-      <w:r>
-        <w:pict>
-          <v:rect id="_x0000_i1025" style="width:0;height:1.5pt" o:hralign="center" o:hrstd="t" o:hr="t" fillcolor="#a0a0a0" stroked="f"/>
-        </w:pict>
-      </w:r>
-    </w:p>
+    <w:p/>
     <w:p>
       <w:pPr>
         <w:pStyle w:val="Heading2"/>
@@ -1985,8 +1981,6 @@
       <w:pPr>
         <w:pStyle w:val="NormalWeb"/>
       </w:pPr>
-      <w:bookmarkStart w:id="0" w:name="_GoBack"/>
-      <w:bookmarkEnd w:id="0"/>
     </w:p>
     <w:p>
       <w:pPr>
